--- a/samples/documents/06-支付系统设计评审.docx
+++ b/samples/documents/06-支付系统设计评审.docx
@@ -56,7 +56,7 @@
           <w:sz w:val="22"/>
           <w:szCs w:val="22"/>
         </w:rPr>
-        <w:t xml:space="preserve">陈强、刘伟、唐敏（法务顾问）、苏楠</w:t>
+        <w:t xml:space="preserve">陈强、刘伟、唐敏、苏楠、张伟</w:t>
       </w:r>
     </w:p>
     <w:p>
@@ -77,7 +77,7 @@
           <w:sz w:val="22"/>
           <w:szCs w:val="22"/>
         </w:rPr>
-        <w:t xml:space="preserve">刘伟</w:t>
+        <w:t xml:space="preserve">陈强</w:t>
       </w:r>
     </w:p>
     <w:p>
@@ -97,19 +97,19 @@
           <w:sz w:val="26"/>
           <w:szCs w:val="26"/>
         </w:rPr>
-        <w:t xml:space="preserve">支付方案汇报（刘伟）</w:t>
-      </w:r>
-    </w:p>
-    <w:p>
-      <w:pPr>
-        <w:spacing w:after="80"/>
-      </w:pPr>
-      <w:r>
-        <w:rPr>
-          <w:sz w:val="22"/>
-          <w:szCs w:val="22"/>
-        </w:rPr>
-        <w:t xml:space="preserve">支付系统技术方案 v1.0 已完成，核心设计如下：</w:t>
+        <w:t xml:space="preserve">技术方案评审</w:t>
+      </w:r>
+    </w:p>
+    <w:p>
+      <w:pPr>
+        <w:spacing w:after="80"/>
+      </w:pPr>
+      <w:r>
+        <w:rPr>
+          <w:sz w:val="22"/>
+          <w:szCs w:val="22"/>
+        </w:rPr>
+        <w:t xml:space="preserve">陈强和刘伟汇报支付系统技术方案：</w:t>
       </w:r>
     </w:p>
     <w:p>
@@ -145,31 +145,31 @@
           <w:sz w:val="22"/>
           <w:szCs w:val="22"/>
         </w:rPr>
-        <w:t xml:space="preserve">- Stripe（国际支付）：2.9% + $0.30/笔，支持 135+ 种货币</w:t>
-      </w:r>
-    </w:p>
-    <w:p>
-      <w:pPr>
-        <w:spacing w:after="80"/>
-      </w:pPr>
-      <w:r>
-        <w:rPr>
-          <w:sz w:val="22"/>
-          <w:szCs w:val="22"/>
-        </w:rPr>
-        <w:t xml:space="preserve">- 支付宝（国内支付）：0.6% 费率，企业账户需资质审核</w:t>
-      </w:r>
-    </w:p>
-    <w:p>
-      <w:pPr>
-        <w:spacing w:after="80"/>
-      </w:pPr>
-      <w:r>
-        <w:rPr>
-          <w:sz w:val="22"/>
-          <w:szCs w:val="22"/>
-        </w:rPr>
-        <w:t xml:space="preserve">- 微信支付（国内支付）：0.6% 费率，需公众号认证</w:t>
+        <w:t xml:space="preserve">- Stripe（国际支付）— 2.9% + $0.30/笔，支持 135+ 种货币</w:t>
+      </w:r>
+    </w:p>
+    <w:p>
+      <w:pPr>
+        <w:spacing w:after="80"/>
+      </w:pPr>
+      <w:r>
+        <w:rPr>
+          <w:sz w:val="22"/>
+          <w:szCs w:val="22"/>
+        </w:rPr>
+        <w:t xml:space="preserve">- 支付宝（国内支付）— 0.6% 费率，需要企业资质</w:t>
+      </w:r>
+    </w:p>
+    <w:p>
+      <w:pPr>
+        <w:spacing w:after="80"/>
+      </w:pPr>
+      <w:r>
+        <w:rPr>
+          <w:sz w:val="22"/>
+          <w:szCs w:val="22"/>
+        </w:rPr>
+        <w:t xml:space="preserve">- 微信支付（国内支付）— 0.6% 费率，需要企业资质</w:t>
       </w:r>
     </w:p>
     <w:p>
@@ -193,55 +193,151 @@
           <w:sz w:val="22"/>
           <w:szCs w:val="22"/>
         </w:rPr>
-        <w:t xml:space="preserve">订阅模式设计：</w:t>
-      </w:r>
-    </w:p>
-    <w:p>
-      <w:pPr>
-        <w:spacing w:after="80"/>
-      </w:pPr>
-      <w:r>
-        <w:rPr>
-          <w:sz w:val="22"/>
-          <w:szCs w:val="22"/>
-        </w:rPr>
-        <w:t xml:space="preserve">- Free: $0/月，基础功能，5 次生成/月</w:t>
-      </w:r>
-    </w:p>
-    <w:p>
-      <w:pPr>
-        <w:spacing w:after="80"/>
-      </w:pPr>
-      <w:r>
-        <w:rPr>
-          <w:sz w:val="22"/>
-          <w:szCs w:val="22"/>
-        </w:rPr>
-        <w:t xml:space="preserve">- Pro: $19/月，全部功能，无限生成</w:t>
-      </w:r>
-    </w:p>
-    <w:p>
-      <w:pPr>
-        <w:spacing w:after="80"/>
-      </w:pPr>
-      <w:r>
-        <w:rPr>
-          <w:sz w:val="22"/>
-          <w:szCs w:val="22"/>
-        </w:rPr>
-        <w:t xml:space="preserve">- Team: $49/月/人，团队协作 + 管理后台</w:t>
-      </w:r>
-    </w:p>
-    <w:p>
-      <w:pPr>
-        <w:spacing w:after="80"/>
-      </w:pPr>
-      <w:r>
-        <w:rPr>
-          <w:sz w:val="22"/>
-          <w:szCs w:val="22"/>
-        </w:rPr>
-        <w:t xml:space="preserve">- 年付优惠：8 折</w:t>
+        <w:t xml:space="preserve">第一阶段只集成 Stripe，第二阶段（Sprint 6）再加支付宝/微信支付</w:t>
+      </w:r>
+    </w:p>
+    <w:p>
+      <w:pPr>
+        <w:spacing w:after="80"/>
+      </w:pPr>
+      <w:r>
+        <w:rPr>
+          <w:sz w:val="22"/>
+          <w:szCs w:val="22"/>
+        </w:rPr>
+        <w:t xml:space="preserve"/>
+      </w:r>
+    </w:p>
+    <w:p>
+      <w:pPr>
+        <w:spacing w:after="80"/>
+      </w:pPr>
+      <w:r>
+        <w:rPr>
+          <w:sz w:val="22"/>
+          <w:szCs w:val="22"/>
+        </w:rPr>
+        <w:t xml:space="preserve">Stripe 集成方案：</w:t>
+      </w:r>
+    </w:p>
+    <w:p>
+      <w:pPr>
+        <w:spacing w:after="80"/>
+      </w:pPr>
+      <w:r>
+        <w:rPr>
+          <w:sz w:val="22"/>
+          <w:szCs w:val="22"/>
+        </w:rPr>
+        <w:t xml:space="preserve">- 使用 Stripe Checkout（托管支付页面）— 最简单、最安全</w:t>
+      </w:r>
+    </w:p>
+    <w:p>
+      <w:pPr>
+        <w:spacing w:after="80"/>
+      </w:pPr>
+      <w:r>
+        <w:rPr>
+          <w:sz w:val="22"/>
+          <w:szCs w:val="22"/>
+        </w:rPr>
+        <w:t xml:space="preserve">- Webhook 签名验证（防止伪造请求）</w:t>
+      </w:r>
+    </w:p>
+    <w:p>
+      <w:pPr>
+        <w:spacing w:after="80"/>
+      </w:pPr>
+      <w:r>
+        <w:rPr>
+          <w:sz w:val="22"/>
+          <w:szCs w:val="22"/>
+        </w:rPr>
+        <w:t xml:space="preserve">- 订阅管理（创建、取消、升级、降级）</w:t>
+      </w:r>
+    </w:p>
+    <w:p>
+      <w:pPr>
+        <w:spacing w:after="80"/>
+      </w:pPr>
+      <w:r>
+        <w:rPr>
+          <w:sz w:val="22"/>
+          <w:szCs w:val="22"/>
+        </w:rPr>
+        <w:t xml:space="preserve">- 退款处理（支持全额和部分退款）</w:t>
+      </w:r>
+    </w:p>
+    <w:p>
+      <w:pPr>
+        <w:spacing w:after="80"/>
+      </w:pPr>
+      <w:r>
+        <w:rPr>
+          <w:sz w:val="22"/>
+          <w:szCs w:val="22"/>
+        </w:rPr>
+        <w:t xml:space="preserve"/>
+      </w:r>
+    </w:p>
+    <w:p>
+      <w:pPr>
+        <w:spacing w:after="80"/>
+      </w:pPr>
+      <w:r>
+        <w:rPr>
+          <w:sz w:val="22"/>
+          <w:szCs w:val="22"/>
+        </w:rPr>
+        <w:t xml:space="preserve">订阅模式：</w:t>
+      </w:r>
+    </w:p>
+    <w:p>
+      <w:pPr>
+        <w:spacing w:after="80"/>
+      </w:pPr>
+      <w:r>
+        <w:rPr>
+          <w:sz w:val="22"/>
+          <w:szCs w:val="22"/>
+        </w:rPr>
+        <w:t xml:space="preserve">- 免费版：$0/月，基础功能，5 次文档生成/月</w:t>
+      </w:r>
+    </w:p>
+    <w:p>
+      <w:pPr>
+        <w:spacing w:after="80"/>
+      </w:pPr>
+      <w:r>
+        <w:rPr>
+          <w:sz w:val="22"/>
+          <w:szCs w:val="22"/>
+        </w:rPr>
+        <w:t xml:space="preserve">- 专业版：$19/月，全部功能，无限次文档生成</w:t>
+      </w:r>
+    </w:p>
+    <w:p>
+      <w:pPr>
+        <w:spacing w:after="80"/>
+      </w:pPr>
+      <w:r>
+        <w:rPr>
+          <w:sz w:val="22"/>
+          <w:szCs w:val="22"/>
+        </w:rPr>
+        <w:t xml:space="preserve">- 团队版：$49/月/人，团队协作，管理后台，SSO</w:t>
+      </w:r>
+    </w:p>
+    <w:p>
+      <w:pPr>
+        <w:spacing w:after="80"/>
+      </w:pPr>
+      <w:r>
+        <w:rPr>
+          <w:sz w:val="22"/>
+          <w:szCs w:val="22"/>
+        </w:rPr>
+        <w:t xml:space="preserve">- 年付 8 折优惠</w:t>
       </w:r>
     </w:p>
     <w:p>
@@ -256,19 +352,19 @@
           <w:sz w:val="26"/>
           <w:szCs w:val="26"/>
         </w:rPr>
-        <w:t xml:space="preserve">安全与合规讨论（唐敏）</w:t>
-      </w:r>
-    </w:p>
-    <w:p>
-      <w:pPr>
-        <w:spacing w:after="80"/>
-      </w:pPr>
-      <w:r>
-        <w:rPr>
-          <w:sz w:val="22"/>
-          <w:szCs w:val="22"/>
-        </w:rPr>
-        <w:t xml:space="preserve">唐敏提出以下合规要求：</w:t>
+        <w:t xml:space="preserve">合规评审</w:t>
+      </w:r>
+    </w:p>
+    <w:p>
+      <w:pPr>
+        <w:spacing w:after="80"/>
+      </w:pPr>
+      <w:r>
+        <w:rPr>
+          <w:sz w:val="22"/>
+          <w:szCs w:val="22"/>
+        </w:rPr>
+        <w:t xml:space="preserve">唐敏汇报合规要求：</w:t>
       </w:r>
     </w:p>
     <w:p>
@@ -292,43 +388,43 @@
           <w:sz w:val="22"/>
           <w:szCs w:val="22"/>
         </w:rPr>
-        <w:t xml:space="preserve">1. PCI DSS 合规：使用 Stripe Checkout 可避免直接处理卡号，降低合规成本</w:t>
-      </w:r>
-    </w:p>
-    <w:p>
-      <w:pPr>
-        <w:spacing w:after="80"/>
-      </w:pPr>
-      <w:r>
-        <w:rPr>
-          <w:sz w:val="22"/>
-          <w:szCs w:val="22"/>
-        </w:rPr>
-        <w:t xml:space="preserve">2. 退款政策：7 天无理由退款，超过 7 天按比例退款</w:t>
-      </w:r>
-    </w:p>
-    <w:p>
-      <w:pPr>
-        <w:spacing w:after="80"/>
-      </w:pPr>
-      <w:r>
-        <w:rPr>
-          <w:sz w:val="22"/>
-          <w:szCs w:val="22"/>
-        </w:rPr>
-        <w:t xml:space="preserve">3. 发票管理：自动生成电子发票，支持增值税专用发票</w:t>
-      </w:r>
-    </w:p>
-    <w:p>
-      <w:pPr>
-        <w:spacing w:after="80"/>
-      </w:pPr>
-      <w:r>
-        <w:rPr>
-          <w:sz w:val="22"/>
-          <w:szCs w:val="22"/>
-        </w:rPr>
-        <w:t xml:space="preserve">4. 数据留存：支付记录保留 5 年（税务要求）</w:t>
+        <w:t xml:space="preserve">PCI DSS 合规：</w:t>
+      </w:r>
+    </w:p>
+    <w:p>
+      <w:pPr>
+        <w:spacing w:after="80"/>
+      </w:pPr>
+      <w:r>
+        <w:rPr>
+          <w:sz w:val="22"/>
+          <w:szCs w:val="22"/>
+        </w:rPr>
+        <w:t xml:space="preserve">- 使用 Stripe Checkout 可以避免直接处理信用卡信息</w:t>
+      </w:r>
+    </w:p>
+    <w:p>
+      <w:pPr>
+        <w:spacing w:after="80"/>
+      </w:pPr>
+      <w:r>
+        <w:rPr>
+          <w:sz w:val="22"/>
+          <w:szCs w:val="22"/>
+        </w:rPr>
+        <w:t xml:space="preserve">- Stripe 已通过 PCI DSS Level 1 认证</w:t>
+      </w:r>
+    </w:p>
+    <w:p>
+      <w:pPr>
+        <w:spacing w:after="80"/>
+      </w:pPr>
+      <w:r>
+        <w:rPr>
+          <w:sz w:val="22"/>
+          <w:szCs w:val="22"/>
+        </w:rPr>
+        <w:t xml:space="preserve">- 我们只需要确保不存储信用卡信息</w:t>
       </w:r>
     </w:p>
     <w:p>
@@ -352,7 +448,163 @@
           <w:sz w:val="22"/>
           <w:szCs w:val="22"/>
         </w:rPr>
-        <w:t xml:space="preserve">结论：Stripe Checkout 方案可行，合规风险可控。</w:t>
+        <w:t xml:space="preserve">数据保护：</w:t>
+      </w:r>
+    </w:p>
+    <w:p>
+      <w:pPr>
+        <w:spacing w:after="80"/>
+      </w:pPr>
+      <w:r>
+        <w:rPr>
+          <w:sz w:val="22"/>
+          <w:szCs w:val="22"/>
+        </w:rPr>
+        <w:t xml:space="preserve">- 支付数据必须加密传输（HTTPS）</w:t>
+      </w:r>
+    </w:p>
+    <w:p>
+      <w:pPr>
+        <w:spacing w:after="80"/>
+      </w:pPr>
+      <w:r>
+        <w:rPr>
+          <w:sz w:val="22"/>
+          <w:szCs w:val="22"/>
+        </w:rPr>
+        <w:t xml:space="preserve">- 支付记录保留 7 年（税务要求）</w:t>
+      </w:r>
+    </w:p>
+    <w:p>
+      <w:pPr>
+        <w:spacing w:after="80"/>
+      </w:pPr>
+      <w:r>
+        <w:rPr>
+          <w:sz w:val="22"/>
+          <w:szCs w:val="22"/>
+        </w:rPr>
+        <w:t xml:space="preserve">- 用户可请求删除支付记录（GDPR Right to Erasure）</w:t>
+      </w:r>
+    </w:p>
+    <w:p>
+      <w:pPr>
+        <w:spacing w:after="80"/>
+      </w:pPr>
+      <w:r>
+        <w:rPr>
+          <w:sz w:val="22"/>
+          <w:szCs w:val="22"/>
+        </w:rPr>
+        <w:t xml:space="preserve"/>
+      </w:r>
+    </w:p>
+    <w:p>
+      <w:pPr>
+        <w:spacing w:after="80"/>
+      </w:pPr>
+      <w:r>
+        <w:rPr>
+          <w:sz w:val="22"/>
+          <w:szCs w:val="22"/>
+        </w:rPr>
+        <w:t xml:space="preserve">退款政策：</w:t>
+      </w:r>
+    </w:p>
+    <w:p>
+      <w:pPr>
+        <w:spacing w:after="80"/>
+      </w:pPr>
+      <w:r>
+        <w:rPr>
+          <w:sz w:val="22"/>
+          <w:szCs w:val="22"/>
+        </w:rPr>
+        <w:t xml:space="preserve">- 7 天无理由退款</w:t>
+      </w:r>
+    </w:p>
+    <w:p>
+      <w:pPr>
+        <w:spacing w:after="80"/>
+      </w:pPr>
+      <w:r>
+        <w:rPr>
+          <w:sz w:val="22"/>
+          <w:szCs w:val="22"/>
+        </w:rPr>
+        <w:t xml:space="preserve">- 部分退款需要人工审核</w:t>
+      </w:r>
+    </w:p>
+    <w:p>
+      <w:pPr>
+        <w:spacing w:after="80"/>
+      </w:pPr>
+      <w:r>
+        <w:rPr>
+          <w:sz w:val="22"/>
+          <w:szCs w:val="22"/>
+        </w:rPr>
+        <w:t xml:space="preserve">- 退款处理时间 5-10 个工作日</w:t>
+      </w:r>
+    </w:p>
+    <w:p>
+      <w:pPr>
+        <w:spacing w:after="80"/>
+      </w:pPr>
+      <w:r>
+        <w:rPr>
+          <w:sz w:val="22"/>
+          <w:szCs w:val="22"/>
+        </w:rPr>
+        <w:t xml:space="preserve"/>
+      </w:r>
+    </w:p>
+    <w:p>
+      <w:pPr>
+        <w:spacing w:after="80"/>
+      </w:pPr>
+      <w:r>
+        <w:rPr>
+          <w:sz w:val="22"/>
+          <w:szCs w:val="22"/>
+        </w:rPr>
+        <w:t xml:space="preserve">发票：</w:t>
+      </w:r>
+    </w:p>
+    <w:p>
+      <w:pPr>
+        <w:spacing w:after="80"/>
+      </w:pPr>
+      <w:r>
+        <w:rPr>
+          <w:sz w:val="22"/>
+          <w:szCs w:val="22"/>
+        </w:rPr>
+        <w:t xml:space="preserve">- 自动生成电子发票（PDF）</w:t>
+      </w:r>
+    </w:p>
+    <w:p>
+      <w:pPr>
+        <w:spacing w:after="80"/>
+      </w:pPr>
+      <w:r>
+        <w:rPr>
+          <w:sz w:val="22"/>
+          <w:szCs w:val="22"/>
+        </w:rPr>
+        <w:t xml:space="preserve">- 支持增值税发票（国内客户）</w:t>
+      </w:r>
+    </w:p>
+    <w:p>
+      <w:pPr>
+        <w:spacing w:after="80"/>
+      </w:pPr>
+      <w:r>
+        <w:rPr>
+          <w:sz w:val="22"/>
+          <w:szCs w:val="22"/>
+        </w:rPr>
+        <w:t xml:space="preserve">- 发票内容：服务费、税额、合计</w:t>
       </w:r>
     </w:p>
     <w:p>
@@ -367,55 +619,19 @@
           <w:sz w:val="26"/>
           <w:szCs w:val="26"/>
         </w:rPr>
-        <w:t xml:space="preserve">技术方案讨论</w:t>
-      </w:r>
-    </w:p>
-    <w:p>
-      <w:pPr>
-        <w:spacing w:after="80"/>
-      </w:pPr>
-      <w:r>
-        <w:rPr>
-          <w:sz w:val="22"/>
-          <w:szCs w:val="22"/>
-        </w:rPr>
-        <w:t xml:space="preserve">Webhook 安全设计：</w:t>
-      </w:r>
-    </w:p>
-    <w:p>
-      <w:pPr>
-        <w:spacing w:after="80"/>
-      </w:pPr>
-      <w:r>
-        <w:rPr>
-          <w:sz w:val="22"/>
-          <w:szCs w:val="22"/>
-        </w:rPr>
-        <w:t xml:space="preserve">- Stripe Webhook 签名验证（HMAC-SHA256）</w:t>
-      </w:r>
-    </w:p>
-    <w:p>
-      <w:pPr>
-        <w:spacing w:after="80"/>
-      </w:pPr>
-      <w:r>
-        <w:rPr>
-          <w:sz w:val="22"/>
-          <w:szCs w:val="22"/>
-        </w:rPr>
-        <w:t xml:space="preserve">- 幂等性处理（防止重复扣款）</w:t>
-      </w:r>
-    </w:p>
-    <w:p>
-      <w:pPr>
-        <w:spacing w:after="80"/>
-      </w:pPr>
-      <w:r>
-        <w:rPr>
-          <w:sz w:val="22"/>
-          <w:szCs w:val="22"/>
-        </w:rPr>
-        <w:t xml:space="preserve">- 失败重试机制（3 次，指数退避）</w:t>
+        <w:t xml:space="preserve">Webhook 安全设计</w:t>
+      </w:r>
+    </w:p>
+    <w:p>
+      <w:pPr>
+        <w:spacing w:after="80"/>
+      </w:pPr>
+      <w:r>
+        <w:rPr>
+          <w:sz w:val="22"/>
+          <w:szCs w:val="22"/>
+        </w:rPr>
+        <w:t xml:space="preserve">刘伟汇报 Webhook 安全设计：</w:t>
       </w:r>
     </w:p>
     <w:p>
@@ -439,31 +655,43 @@
           <w:sz w:val="22"/>
           <w:szCs w:val="22"/>
         </w:rPr>
-        <w:t xml:space="preserve">订阅状态同步：</w:t>
-      </w:r>
-    </w:p>
-    <w:p>
-      <w:pPr>
-        <w:spacing w:after="80"/>
-      </w:pPr>
-      <w:r>
-        <w:rPr>
-          <w:sz w:val="22"/>
-          <w:szCs w:val="22"/>
-        </w:rPr>
-        <w:t xml:space="preserve">- Webhook 事件 → 更新 user_subscriptions 表</w:t>
-      </w:r>
-    </w:p>
-    <w:p>
-      <w:pPr>
-        <w:spacing w:after="80"/>
-      </w:pPr>
-      <w:r>
-        <w:rPr>
-          <w:sz w:val="22"/>
-          <w:szCs w:val="22"/>
-        </w:rPr>
-        <w:t xml:space="preserve">- 定时任务：每日凌晨 2 点同步一次（兜底）</w:t>
+        <w:t xml:space="preserve">Stripe Webhook 签名验证：</w:t>
+      </w:r>
+    </w:p>
+    <w:p>
+      <w:pPr>
+        <w:spacing w:after="80"/>
+      </w:pPr>
+      <w:r>
+        <w:rPr>
+          <w:sz w:val="22"/>
+          <w:szCs w:val="22"/>
+        </w:rPr>
+        <w:t xml:space="preserve">- 使用 Stripe 签名验证中间件</w:t>
+      </w:r>
+    </w:p>
+    <w:p>
+      <w:pPr>
+        <w:spacing w:after="80"/>
+      </w:pPr>
+      <w:r>
+        <w:rPr>
+          <w:sz w:val="22"/>
+          <w:szCs w:val="22"/>
+        </w:rPr>
+        <w:t xml:space="preserve">- 验证 webhook-signature 头部</w:t>
+      </w:r>
+    </w:p>
+    <w:p>
+      <w:pPr>
+        <w:spacing w:after="80"/>
+      </w:pPr>
+      <w:r>
+        <w:rPr>
+          <w:sz w:val="22"/>
+          <w:szCs w:val="22"/>
+        </w:rPr>
+        <w:t xml:space="preserve">- 使用 webhook secret（环境变量配置）</w:t>
       </w:r>
     </w:p>
     <w:p>
@@ -487,70 +715,67 @@
           <w:sz w:val="22"/>
           <w:szCs w:val="22"/>
         </w:rPr>
-        <w:t xml:space="preserve">退款流程：</w:t>
-      </w:r>
-    </w:p>
-    <w:p>
-      <w:pPr>
-        <w:spacing w:after="80"/>
-      </w:pPr>
-      <w:r>
-        <w:rPr>
-          <w:sz w:val="22"/>
-          <w:szCs w:val="22"/>
-        </w:rPr>
-        <w:t xml:space="preserve">- 用户申请 → 后端调用 Stripe Refund API → 更新订阅状态</w:t>
-      </w:r>
-    </w:p>
-    <w:p>
-      <w:pPr>
-        <w:pStyle w:val="Heading2"/>
-        <w:spacing w:after="150" w:before="300"/>
-      </w:pPr>
-      <w:r>
-        <w:rPr>
-          <w:b/>
-          <w:bCs/>
-          <w:sz w:val="26"/>
-          <w:szCs w:val="26"/>
-        </w:rPr>
-        <w:t xml:space="preserve">决策与 Action Items</w:t>
-      </w:r>
-    </w:p>
-    <w:p>
-      <w:pPr>
-        <w:spacing w:after="80"/>
-      </w:pPr>
-      <w:r>
-        <w:rPr>
-          <w:sz w:val="22"/>
-          <w:szCs w:val="22"/>
-        </w:rPr>
-        <w:t xml:space="preserve">✅ 采用 Stripe Checkout 方案</w:t>
-      </w:r>
-    </w:p>
-    <w:p>
-      <w:pPr>
-        <w:spacing w:after="80"/>
-      </w:pPr>
-      <w:r>
-        <w:rPr>
-          <w:sz w:val="22"/>
-          <w:szCs w:val="22"/>
-        </w:rPr>
-        <w:t xml:space="preserve">✅ 支持支付宝/微信支付（Phase 2）</w:t>
-      </w:r>
-    </w:p>
-    <w:p>
-      <w:pPr>
-        <w:spacing w:after="80"/>
-      </w:pPr>
-      <w:r>
-        <w:rPr>
-          <w:sz w:val="22"/>
-          <w:szCs w:val="22"/>
-        </w:rPr>
-        <w:t xml:space="preserve">✅ 退款政策：7 天无理由退款</w:t>
+        <w:t xml:space="preserve">Webhook 事件处理：</w:t>
+      </w:r>
+    </w:p>
+    <w:p>
+      <w:pPr>
+        <w:spacing w:after="80"/>
+      </w:pPr>
+      <w:r>
+        <w:rPr>
+          <w:sz w:val="22"/>
+          <w:szCs w:val="22"/>
+        </w:rPr>
+        <w:t xml:space="preserve">- checkout.session.completed — 支付成功</w:t>
+      </w:r>
+    </w:p>
+    <w:p>
+      <w:pPr>
+        <w:spacing w:after="80"/>
+      </w:pPr>
+      <w:r>
+        <w:rPr>
+          <w:sz w:val="22"/>
+          <w:szCs w:val="22"/>
+        </w:rPr>
+        <w:t xml:space="preserve">- customer.subscription.created — 订阅创建</w:t>
+      </w:r>
+    </w:p>
+    <w:p>
+      <w:pPr>
+        <w:spacing w:after="80"/>
+      </w:pPr>
+      <w:r>
+        <w:rPr>
+          <w:sz w:val="22"/>
+          <w:szCs w:val="22"/>
+        </w:rPr>
+        <w:t xml:space="preserve">- customer.subscription.updated — 订阅更新</w:t>
+      </w:r>
+    </w:p>
+    <w:p>
+      <w:pPr>
+        <w:spacing w:after="80"/>
+      </w:pPr>
+      <w:r>
+        <w:rPr>
+          <w:sz w:val="22"/>
+          <w:szCs w:val="22"/>
+        </w:rPr>
+        <w:t xml:space="preserve">- customer.subscription.deleted — 订阅取消</w:t>
+      </w:r>
+    </w:p>
+    <w:p>
+      <w:pPr>
+        <w:spacing w:after="80"/>
+      </w:pPr>
+      <w:r>
+        <w:rPr>
+          <w:sz w:val="22"/>
+          <w:szCs w:val="22"/>
+        </w:rPr>
+        <w:t xml:space="preserve">- invoice.payment_failed — 支付失败</w:t>
       </w:r>
     </w:p>
     <w:p>
@@ -574,67 +799,91 @@
           <w:sz w:val="22"/>
           <w:szCs w:val="22"/>
         </w:rPr>
-        <w:t xml:space="preserve">任务 | 负责人 | 截止日期</w:t>
-      </w:r>
-    </w:p>
-    <w:p>
-      <w:pPr>
-        <w:spacing w:after="80"/>
-      </w:pPr>
-      <w:r>
-        <w:rPr>
-          <w:sz w:val="22"/>
-          <w:szCs w:val="22"/>
-        </w:rPr>
-        <w:t xml:space="preserve">Stripe 集成开发 | 刘伟 | 6/30</w:t>
-      </w:r>
-    </w:p>
-    <w:p>
-      <w:pPr>
-        <w:spacing w:after="80"/>
-      </w:pPr>
-      <w:r>
-        <w:rPr>
-          <w:sz w:val="22"/>
-          <w:szCs w:val="22"/>
-        </w:rPr>
-        <w:t xml:space="preserve">Webhook 安全验证 | 陈强 | 6/30</w:t>
-      </w:r>
-    </w:p>
-    <w:p>
-      <w:pPr>
-        <w:spacing w:after="80"/>
-      </w:pPr>
-      <w:r>
-        <w:rPr>
-          <w:sz w:val="22"/>
-          <w:szCs w:val="22"/>
-        </w:rPr>
-        <w:t xml:space="preserve">订阅状态管理 | 刘伟 | 7/2</w:t>
-      </w:r>
-    </w:p>
-    <w:p>
-      <w:pPr>
-        <w:spacing w:after="80"/>
-      </w:pPr>
-      <w:r>
-        <w:rPr>
-          <w:sz w:val="22"/>
-          <w:szCs w:val="22"/>
-        </w:rPr>
-        <w:t xml:space="preserve">退款流程开发 | 刘伟 | 7/4</w:t>
-      </w:r>
-    </w:p>
-    <w:p>
-      <w:pPr>
-        <w:spacing w:after="80"/>
-      </w:pPr>
-      <w:r>
-        <w:rPr>
-          <w:sz w:val="22"/>
-          <w:szCs w:val="22"/>
-        </w:rPr>
-        <w:t xml:space="preserve">合规文档更新 | 唐敏 | 7/4</w:t>
+        <w:t xml:space="preserve">幂等性保证：</w:t>
+      </w:r>
+    </w:p>
+    <w:p>
+      <w:pPr>
+        <w:spacing w:after="80"/>
+      </w:pPr>
+      <w:r>
+        <w:rPr>
+          <w:sz w:val="22"/>
+          <w:szCs w:val="22"/>
+        </w:rPr>
+        <w:t xml:space="preserve">- 使用 Stripe Event ID 作为幂等键</w:t>
+      </w:r>
+    </w:p>
+    <w:p>
+      <w:pPr>
+        <w:spacing w:after="80"/>
+      </w:pPr>
+      <w:r>
+        <w:rPr>
+          <w:sz w:val="22"/>
+          <w:szCs w:val="22"/>
+        </w:rPr>
+        <w:t xml:space="preserve">- 数据库记录已处理的 Event ID</w:t>
+      </w:r>
+    </w:p>
+    <w:p>
+      <w:pPr>
+        <w:spacing w:after="80"/>
+      </w:pPr>
+      <w:r>
+        <w:rPr>
+          <w:sz w:val="22"/>
+          <w:szCs w:val="22"/>
+        </w:rPr>
+        <w:t xml:space="preserve">- 重复事件自动跳过</w:t>
+      </w:r>
+    </w:p>
+    <w:p>
+      <w:pPr>
+        <w:spacing w:after="80"/>
+      </w:pPr>
+      <w:r>
+        <w:rPr>
+          <w:sz w:val="22"/>
+          <w:szCs w:val="22"/>
+        </w:rPr>
+        <w:t xml:space="preserve"/>
+      </w:r>
+    </w:p>
+    <w:p>
+      <w:pPr>
+        <w:spacing w:after="80"/>
+      </w:pPr>
+      <w:r>
+        <w:rPr>
+          <w:sz w:val="22"/>
+          <w:szCs w:val="22"/>
+        </w:rPr>
+        <w:t xml:space="preserve">重试机制：</w:t>
+      </w:r>
+    </w:p>
+    <w:p>
+      <w:pPr>
+        <w:spacing w:after="80"/>
+      </w:pPr>
+      <w:r>
+        <w:rPr>
+          <w:sz w:val="22"/>
+          <w:szCs w:val="22"/>
+        </w:rPr>
+        <w:t xml:space="preserve">- Stripe 自动重试 3 次（间隔 1 小时）</w:t>
+      </w:r>
+    </w:p>
+    <w:p>
+      <w:pPr>
+        <w:spacing w:after="80"/>
+      </w:pPr>
+      <w:r>
+        <w:rPr>
+          <w:sz w:val="22"/>
+          <w:szCs w:val="22"/>
+        </w:rPr>
+        <w:t xml:space="preserve">- 我们记录失败事件，人工处理</w:t>
       </w:r>
     </w:p>
     <w:sectPr>
